--- a/data/tnx_correlation_bottom_line.docx
+++ b/data/tnx_correlation_bottom_line.docx
@@ -4,7 +4,7 @@
   <w:body>
     <w:p>
       <w:r>
-        <w:t>Rates correlations: Over the last 30 trading days, broad US equities and utilities have shown clearly negative sensitivity to moves in the 10-year yield, with the S&amp;P 500, Russell 2000, Nasdaq 100, and Utilities all tending to fall when yields rise. The Russell 2000 and S&amp;P 500 show the most pronounced equity-rate linkage, and that equity-rate sensitivity is fairly persistent when compared with their 90-day patterns. Financials are less tightly linked to rates in the recent 30-day window, and their near-zero 15-day reading suggests that any rate influence there is weaker and more mixed in the very short term. Overall, rate sensitivity is meaningful across most risk assets but not concentrated in a single equity sector.</w:t>
+        <w:t>Rates correlations: Over the last 30 trading days, US equities have generally moved opposite 10-year yields, with the relationship most pronounced in small caps (RUT) and similar in strength for the S&amp;P 500 and Nasdaq, pointing to broad equity sensitivity to rate moves. Utilities show equity-like rate exposure as well, matching the S&amp;P’s 30-day correlation, while financials have been less tightly linked to yields despite their sector narrative. The 15-day readings show an even sharper negative linkage for most major equity indices and utilities, suggesting that rate sensitivity has intensified recently relative to the longer 90-day backdrop.</w:t>
       </w:r>
     </w:p>
     <w:sectPr>

--- a/data/tnx_correlation_bottom_line.docx
+++ b/data/tnx_correlation_bottom_line.docx
@@ -4,7 +4,7 @@
   <w:body>
     <w:p>
       <w:r>
-        <w:t>Rates correlations: Over the last 30 trading days, US equities have generally moved opposite 10-year yields, with the relationship most pronounced in small caps (RUT) and similar in strength for the S&amp;P 500 and Nasdaq, pointing to broad equity sensitivity to rate moves. Utilities show equity-like rate exposure as well, matching the S&amp;P’s 30-day correlation, while financials have been less tightly linked to yields despite their sector narrative. The 15-day readings show an even sharper negative linkage for most major equity indices and utilities, suggesting that rate sensitivity has intensified recently relative to the longer 90-day backdrop.</w:t>
+        <w:t>Rates correlations: Over the last 30 trading days, broad U. S. equities have moved meaningfully opposite to 10-year yields, with the Russell 2000 showing the strongest equity-rate linkage and the S&amp;P 500 not far behind, highlighting fairly broad rate sensitivity across the equity complex. Tech-heavy Nasdaq 100 is also negatively tied to yields but somewhat less so than small caps, suggesting rate moves are pressuring growth stocks while still leaving some room for idiosyncratic drivers.</w:t>
       </w:r>
     </w:p>
     <w:sectPr>

--- a/data/tnx_correlation_bottom_line.docx
+++ b/data/tnx_correlation_bottom_line.docx
@@ -4,7 +4,7 @@
   <w:body>
     <w:p>
       <w:r>
-        <w:t>Rates correlations: Over the last 30 trading days, broad U. S. equities have moved meaningfully opposite to 10-year yields, with the Russell 2000 showing the strongest equity-rate linkage and the S&amp;P 500 not far behind, highlighting fairly broad rate sensitivity across the equity complex. Tech-heavy Nasdaq 100 is also negatively tied to yields but somewhat less so than small caps, suggesting rate moves are pressuring growth stocks while still leaving some room for idiosyncratic drivers.</w:t>
+        <w:t>Rates correlations: Over the last 30 trading days, broad U. S. equities have traded with clearly negative rate sensitivity, with the Russell 2000 showing the strongest equity linkage to yields and implying that smaller caps are most pressured when rates rise. The S&amp;P 500 and Nasdaq 100 also show meaningful negative correlations, but less so than small caps, suggesting rate moves are a shared but not uniform driver across major benchmarks.</w:t>
       </w:r>
     </w:p>
     <w:sectPr>

--- a/data/tnx_correlation_bottom_line.docx
+++ b/data/tnx_correlation_bottom_line.docx
@@ -4,7 +4,7 @@
   <w:body>
     <w:p>
       <w:r>
-        <w:t>Rates correlations: Over the last 30 trading days, broad U. S. equities have traded with clearly negative rate sensitivity, with the Russell 2000 showing the strongest equity linkage to yields and implying that smaller caps are most pressured when rates rise. The S&amp;P 500 and Nasdaq 100 also show meaningful negative correlations, but less so than small caps, suggesting rate moves are a shared but not uniform driver across major benchmarks.</w:t>
+        <w:t>Rates correlations: Over the last 30 trading days, rising 10Y yields have coincided with broadly negative equity and sector returns, with the Russell 2000 showing the sharpest equity sensitivity and implying that smaller caps are particularly pressured by higher rates. The S&amp;P 500, Nasdaq 100, and Utilities all show moderately strong negative links to yields, suggesting growth- and defensives-heavy benchmarks have been moving inversely with rates rather than offering much cushion. Financials have also been negatively correlated, and less so than the broad market, indicating that traditional rate-benefit expectations for the sector have not been dominant in recent trading. Over 90 trading days, these negative relationships remain in place but are generally milder, pointing to more acute rate sensitivity in the recent past than over the full quarter.</w:t>
       </w:r>
     </w:p>
     <w:sectPr>

--- a/data/tnx_correlation_bottom_line.docx
+++ b/data/tnx_correlation_bottom_line.docx
@@ -4,7 +4,7 @@
   <w:body>
     <w:p>
       <w:r>
-        <w:t>Rates correlations: Over the last 30 trading days, rising 10Y yields have coincided with broadly negative equity and sector returns, with the Russell 2000 showing the sharpest equity sensitivity and implying that smaller caps are particularly pressured by higher rates. The S&amp;P 500, Nasdaq 100, and Utilities all show moderately strong negative links to yields, suggesting growth- and defensives-heavy benchmarks have been moving inversely with rates rather than offering much cushion. Financials have also been negatively correlated, and less so than the broad market, indicating that traditional rate-benefit expectations for the sector have not been dominant in recent trading. Over 90 trading days, these negative relationships remain in place but are generally milder, pointing to more acute rate sensitivity in the recent past than over the full quarter.</w:t>
+        <w:t>Rates correlations: Over the last 30 trading days, U. S. equities have generally moved opposite 10-year yields, with the Russell 2000 showing the most pronounced equity-rate sensitivity and the S&amp;P 500 and Nasdaq 100 somewhat less so. Utilities have behaved more like rate-sensitive bond proxies than cyclicals, while Financials show a milder, still negative relationship to yields, suggesting less direct rate impact on recent bank and financial stock moves.</w:t>
       </w:r>
     </w:p>
     <w:sectPr>

--- a/data/tnx_correlation_bottom_line.docx
+++ b/data/tnx_correlation_bottom_line.docx
@@ -4,7 +4,7 @@
   <w:body>
     <w:p>
       <w:r>
-        <w:t>Rates correlations: Over the last 30 trading days, U. S. equities have generally moved opposite 10-year yields, with the Russell 2000 showing the most pronounced equity-rate sensitivity and the S&amp;P 500 and Nasdaq 100 somewhat less so. Utilities have behaved more like rate-sensitive bond proxies than cyclicals, while Financials show a milder, still negative relationship to yields, suggesting less direct rate impact on recent bank and financial stock moves.</w:t>
+        <w:t>Rates correlations: Over the last 30 trading days, equity benchmarks have moved mostly opposite to 10-year yields, with the Russell 2000 showing the strongest negative linkage and thus the highest rate sensitivity among the major indexes. The S&amp;P 500, Nasdaq 100, and Utilities are also meaningfully inversely tied to yields, while Financials show a more moderate, but still negative, relationship. Shorter- and longer-window readings generally confirm this pattern, suggesting that index-level rate sensitivity is both elevated and relatively concentrated in smaller caps.</w:t>
       </w:r>
     </w:p>
     <w:sectPr>

--- a/data/tnx_correlation_bottom_line.docx
+++ b/data/tnx_correlation_bottom_line.docx
@@ -4,7 +4,7 @@
   <w:body>
     <w:p>
       <w:r>
-        <w:t>Rates correlations: Over the last 30 trading days, equity benchmarks have moved mostly opposite to 10-year yields, with the Russell 2000 showing the strongest negative linkage and thus the highest rate sensitivity among the major indexes. The S&amp;P 500, Nasdaq 100, and Utilities are also meaningfully inversely tied to yields, while Financials show a more moderate, but still negative, relationship. Shorter- and longer-window readings generally confirm this pattern, suggesting that index-level rate sensitivity is both elevated and relatively concentrated in smaller caps.</w:t>
+        <w:t>Rates correlations: Over the last 30 trading days, broad US equities (S&amp;P 500, Nasdaq 100, and Russell 2000) have all shown notably negative correlations to 10-year yields, pointing to fairly consistent rate sensitivity across large-cap growth, large-cap broad, and small caps. Russell 2000 stands out slightly with the most negative equity correlation, while Utilities also show a pronounced negative linkage, underscoring how higher yields have tended to coincide with pressure on traditional rate-sensitive corners of the market. Financials remain negatively correlated as well, but with a milder relationship than the major equity indices and classic defensives.</w:t>
       </w:r>
     </w:p>
     <w:sectPr>

--- a/data/tnx_correlation_bottom_line.docx
+++ b/data/tnx_correlation_bottom_line.docx
@@ -4,7 +4,7 @@
   <w:body>
     <w:p>
       <w:r>
-        <w:t>Rates correlations: Over the last 30 trading days, broad US equities (S&amp;P 500, Nasdaq 100, and Russell 2000) have all shown notably negative correlations to 10-year yields, pointing to fairly consistent rate sensitivity across large-cap growth, large-cap broad, and small caps. Russell 2000 stands out slightly with the most negative equity correlation, while Utilities also show a pronounced negative linkage, underscoring how higher yields have tended to coincide with pressure on traditional rate-sensitive corners of the market. Financials remain negatively correlated as well, but with a milder relationship than the major equity indices and classic defensives.</w:t>
+        <w:t>Rates correlations: Over the last 30 trading days, US equities and defensives have traded with broadly negative rate sensitivity, with the S&amp;P 500 and Nasdaq 100 showing notably stronger inverse linkage to yields than Russell 2000 or Financials. The 15D window shows this negative sensitivity has recently intensified for large-cap indices and Utilities, while the still-elevated 90D readings for Russell 2000 suggest more persistent pressure there. Overall, rate influence is concentrated in the major equity benchmarks, with no sector or index showing a meaningfully muted linkage to moves in the 10-year yield.</w:t>
       </w:r>
     </w:p>
     <w:sectPr>

--- a/data/tnx_correlation_bottom_line.docx
+++ b/data/tnx_correlation_bottom_line.docx
@@ -4,7 +4,7 @@
   <w:body>
     <w:p>
       <w:r>
-        <w:t>Rates correlations: Over the last 30 trading days, US equities and defensives have traded with broadly negative rate sensitivity, with the S&amp;P 500 and Nasdaq 100 showing notably stronger inverse linkage to yields than Russell 2000 or Financials. The 15D window shows this negative sensitivity has recently intensified for large-cap indices and Utilities, while the still-elevated 90D readings for Russell 2000 suggest more persistent pressure there. Overall, rate influence is concentrated in the major equity benchmarks, with no sector or index showing a meaningfully muted linkage to moves in the 10-year yield.</w:t>
+        <w:t>Rates correlations: Over the last 30 trading days, U. S. equities have shown broadly negative sensitivity to moves in the 10-year yield, with the S&amp;P 500 and Nasdaq 100 moving the most inversely and the Russell 2000 not far behind. Utilities have also traded with a clearly negative tilt to rates, though slightly less tightly than large-cap growth benchmarks.</w:t>
       </w:r>
     </w:p>
     <w:sectPr>

--- a/data/tnx_correlation_bottom_line.docx
+++ b/data/tnx_correlation_bottom_line.docx
@@ -4,7 +4,7 @@
   <w:body>
     <w:p>
       <w:r>
-        <w:t>Rates correlations: Over the last 30 trading days, U. S. equities have shown broadly negative sensitivity to moves in the 10-year yield, with the S&amp;P 500 and Nasdaq 100 moving the most inversely and the Russell 2000 not far behind. Utilities have also traded with a clearly negative tilt to rates, though slightly less tightly than large-cap growth benchmarks.</w:t>
+        <w:t>Rates correlations: Over the last 30 trading days, broad U. S. equities and growth stocks (SPX, NDX) have shown strong negative sensitivity to moves in the 10-year yield, with higher rates generally coinciding with equity pressure. The Russell 2000 has been similarly rate‑sensitive and its 90‑day reading suggests this linkage has been more persistent than for large caps.</w:t>
       </w:r>
     </w:p>
     <w:sectPr>

--- a/data/tnx_correlation_bottom_line.docx
+++ b/data/tnx_correlation_bottom_line.docx
@@ -4,7 +4,7 @@
   <w:body>
     <w:p>
       <w:r>
-        <w:t>Rates correlations: Over the last 30 trading days, broad U. S. equities and growth stocks (SPX, NDX) have shown strong negative sensitivity to moves in the 10-year yield, with higher rates generally coinciding with equity pressure. The Russell 2000 has been similarly rate‑sensitive and its 90‑day reading suggests this linkage has been more persistent than for large caps.</w:t>
+        <w:t>Rates correlations: Over the last 30 trading days, broad equities (S&amp;P 500 and Nasdaq 100) have shown strong negative linkage to 10-year yields, implying that stock returns have tended to struggle on days when rates rise. Small caps and utilities are also meaningfully negatively correlated to yields, but somewhat less so than the large-cap benchmarks, suggesting rate sensitivity is concentrated in the major equity indices. Financials remain only moderately tied to rate moves, indicating that sector’s daily performance has been less driven by shifts in the 10-year than the rest of the equity complex.</w:t>
       </w:r>
     </w:p>
     <w:sectPr>

--- a/data/tnx_correlation_bottom_line.docx
+++ b/data/tnx_correlation_bottom_line.docx
@@ -4,7 +4,7 @@
   <w:body>
     <w:p>
       <w:r>
-        <w:t>Rates correlations: Over the last 30 trading days, broad equities (S&amp;P 500 and Nasdaq 100) have shown strong negative linkage to 10-year yields, implying that stock returns have tended to struggle on days when rates rise. Small caps and utilities are also meaningfully negatively correlated to yields, but somewhat less so than the large-cap benchmarks, suggesting rate sensitivity is concentrated in the major equity indices. Financials remain only moderately tied to rate moves, indicating that sector’s daily performance has been less driven by shifts in the 10-year than the rest of the equity complex.</w:t>
+        <w:t>Rates correlations: Over the last 30 trading days, US equities have generally moved opposite to 10Y yields, with the Russell 2000 showing the strongest negative linkage among the major indices, indicating rate sensitivity is somewhat concentrated in smaller caps. The S&amp;P 500 and Nasdaq 100 also show meaningful inverse relationships to yields, while financials have been less tightly tied to rate moves. Utilities remain negatively correlated to yields as well, but their 90-day pattern points to rate sensitivity that has eased compared with the more recent 15- and 30-day windows.</w:t>
       </w:r>
     </w:p>
     <w:sectPr>

--- a/data/tnx_correlation_bottom_line.docx
+++ b/data/tnx_correlation_bottom_line.docx
@@ -4,7 +4,7 @@
   <w:body>
     <w:p>
       <w:r>
-        <w:t>Rates correlations: Over the last 30 trading days, US equities have generally moved opposite to 10Y yields, with the Russell 2000 showing the strongest negative linkage among the major indices, indicating rate sensitivity is somewhat concentrated in smaller caps. The S&amp;P 500 and Nasdaq 100 also show meaningful inverse relationships to yields, while financials have been less tightly tied to rate moves. Utilities remain negatively correlated to yields as well, but their 90-day pattern points to rate sensitivity that has eased compared with the more recent 15- and 30-day windows.</w:t>
+        <w:t>Rates correlations: Over the last 30 trading days, all major equity indices and sectors show clear negative sensitivity to moves in the 10-year yield, with the Russell 2000, S&amp;P 500, and Utilities among the most rate‑responsive. The Russell 2000’s correlation is both relatively strong and persistent across 15D, 30D, and 90D, suggesting that rate sensitivity there is more entrenched than in the large-cap benchmarks. Utilities also exhibit consistently elevated negative correlations, reinforcing their role as a rate‑sensitive, bond‑like equity segment.</w:t>
       </w:r>
     </w:p>
     <w:sectPr>

--- a/data/tnx_correlation_bottom_line.docx
+++ b/data/tnx_correlation_bottom_line.docx
@@ -4,7 +4,7 @@
   <w:body>
     <w:p>
       <w:r>
-        <w:t>Rates correlations: Over the last 30 trading days, all major equity indices and sectors show clear negative sensitivity to moves in the 10-year yield, with the Russell 2000, S&amp;P 500, and Utilities among the most rate‑responsive. The Russell 2000’s correlation is both relatively strong and persistent across 15D, 30D, and 90D, suggesting that rate sensitivity there is more entrenched than in the large-cap benchmarks. Utilities also exhibit consistently elevated negative correlations, reinforcing their role as a rate‑sensitive, bond‑like equity segment.</w:t>
+        <w:t>Rates correlations: Over the last 30 trading days, equities and defensives have broadly traded inversely to yields, with the S&amp;P 500 and Russell 2000 both showing moderate negative sensitivity while the Nasdaq 100 is somewhat less tied to rate moves. Utilities remain one of the most rate‑sensitive equity groups, with their negative correlation to yields especially pronounced over the last 15 days. Overall, rate sensitivity across major U. S.</w:t>
       </w:r>
     </w:p>
     <w:sectPr>

--- a/data/tnx_correlation_bottom_line.docx
+++ b/data/tnx_correlation_bottom_line.docx
@@ -4,7 +4,7 @@
   <w:body>
     <w:p>
       <w:r>
-        <w:t>Rates correlations: Over the last 30 trading days, equities and defensives have broadly traded inversely to yields, with the S&amp;P 500 and Russell 2000 both showing moderate negative sensitivity while the Nasdaq 100 is somewhat less tied to rate moves. Utilities remain one of the most rate‑sensitive equity groups, with their negative correlation to yields especially pronounced over the last 15 days. Overall, rate sensitivity across major U. S.</w:t>
+        <w:t>Rates correlations: Over the last 30 trading days, broad U. S. equities (SPX, NDX, RUT) have shown moderately negative links to 10-year yields, indicating that higher rates have generally come alongside weaker stock returns, with the effect most uniform for large-cap and small-cap indexes. Rate sensitivity is concentrated in Utilities, where correlations are sharply negative across windows, underscoring their role as the most rate-exposed equity sector in this set.</w:t>
       </w:r>
     </w:p>
     <w:sectPr>

--- a/data/tnx_correlation_bottom_line.docx
+++ b/data/tnx_correlation_bottom_line.docx
@@ -4,7 +4,7 @@
   <w:body>
     <w:p>
       <w:r>
-        <w:t>Rates correlations: Over the last 30 trading days, broad U. S. equities (SPX, NDX, RUT) have shown moderately negative links to 10-year yields, indicating that higher rates have generally come alongside weaker stock returns, with the effect most uniform for large-cap and small-cap indexes. Rate sensitivity is concentrated in Utilities, where correlations are sharply negative across windows, underscoring their role as the most rate-exposed equity sector in this set.</w:t>
+        <w:t>Rates correlations: Over the last 30 trading days, all major equity and sector benchmarks have shown negative sensitivity to moves in the 10-year yield, with Utilities standing out as the most rate-sensitive of the group. The S&amp;P 500, Nasdaq 100, and Russell 2000 all lean meaningfully inverse to yields, implying broad equity pressure when rates rise, while Financials are also modestly negatively tied to rates rather than benefiting from them. Compared with the more muted 90-day readings, the recent 30-day window points to a more concentrated and elevated rate influence on Utilities and a firmer inverse linkage across the main equity indices.</w:t>
       </w:r>
     </w:p>
     <w:sectPr>

--- a/data/tnx_correlation_bottom_line.docx
+++ b/data/tnx_correlation_bottom_line.docx
@@ -4,7 +4,7 @@
   <w:body>
     <w:p>
       <w:r>
-        <w:t>Rates correlations: Over the last 30 trading days, all major equity and sector benchmarks have shown negative sensitivity to moves in the 10-year yield, with Utilities standing out as the most rate-sensitive of the group. The S&amp;P 500, Nasdaq 100, and Russell 2000 all lean meaningfully inverse to yields, implying broad equity pressure when rates rise, while Financials are also modestly negatively tied to rates rather than benefiting from them. Compared with the more muted 90-day readings, the recent 30-day window points to a more concentrated and elevated rate influence on Utilities and a firmer inverse linkage across the main equity indices.</w:t>
+        <w:t>Rates correlations: Over the last 30 trading days, US equities and sectors have shown broadly negative sensitivity to rising 10Y yields, with the Russell 2000 and Utilities standing out as the most rate‑sensitive equity exposures. The S&amp;P 500 and Financials also lean meaningfully negative to yields, suggesting higher rates have generally coincided with equity weakness rather than offering sector-level relief. The Nasdaq 100’s 30-day correlation is mildly negative but its positive 15-day read points to more mixed, shifting rate sensitivity beneath the surface. Overall, rate influence is not concentrated in a single equity index or sector, but it is consistently felt across most risk assets.</w:t>
       </w:r>
     </w:p>
     <w:sectPr>

--- a/data/tnx_correlation_bottom_line.docx
+++ b/data/tnx_correlation_bottom_line.docx
@@ -4,7 +4,7 @@
   <w:body>
     <w:p>
       <w:r>
-        <w:t>Rates correlations: Over the last 30 trading days, US equities and sectors have shown broadly negative sensitivity to rising 10Y yields, with the Russell 2000 and Utilities standing out as the most rate‑sensitive equity exposures. The S&amp;P 500 and Financials also lean meaningfully negative to yields, suggesting higher rates have generally coincided with equity weakness rather than offering sector-level relief. The Nasdaq 100’s 30-day correlation is mildly negative but its positive 15-day read points to more mixed, shifting rate sensitivity beneath the surface. Overall, rate influence is not concentrated in a single equity index or sector, but it is consistently felt across most risk assets.</w:t>
+        <w:t>Rates correlations: Over the last 30 trading days, equities have generally moved opposite to 10-year yields, with the Russell 2000 and Utilities showing the most pronounced negative sensitivity among the major equity and sector benchmarks. The S&amp;P 500 and Nasdaq 100 are also negatively tied to yields, but less tightly so, and the Nasdaq’s small positive 15-day reading hints at some recent choppiness in that relationship. Financials, despite often being seen as beneficiaries of higher rates, have been trading with a moderate negative correlation to yields across all windows. Overall, rate sensitivity is spread across indices and sectors rather than being concentrated in a single equity segment.</w:t>
       </w:r>
     </w:p>
     <w:sectPr>

--- a/data/tnx_correlation_bottom_line.docx
+++ b/data/tnx_correlation_bottom_line.docx
@@ -4,7 +4,7 @@
   <w:body>
     <w:p>
       <w:r>
-        <w:t>Rates correlations: Over the last 30 trading days, equities have generally moved opposite to 10-year yields, with the Russell 2000 and Utilities showing the most pronounced negative sensitivity among the major equity and sector benchmarks. The S&amp;P 500 and Nasdaq 100 are also negatively tied to yields, but less tightly so, and the Nasdaq’s small positive 15-day reading hints at some recent choppiness in that relationship. Financials, despite often being seen as beneficiaries of higher rates, have been trading with a moderate negative correlation to yields across all windows. Overall, rate sensitivity is spread across indices and sectors rather than being concentrated in a single equity segment.</w:t>
+        <w:t>Rates correlations: Over the last 30 trading days, rate sensitivity is broadly negative across major equities, with the Russell 2000 and Utilities showing the clearest pressure from rising yields and Financials also leaning meaningfully inverse to rates. The S&amp;P 500 shows a moderate negative linkage to yields, while the Nasdaq 100 stands out with relatively contained rate sensitivity, suggesting its recent moves have been less tied to daily shifts in the 10-year yield. Over 15 days, correlations are more mixed and even flip positive for the Nasdaq, but the 90-day readings largely confirm a sustained, though varying, negative relationship between most risk assets and yields.</w:t>
       </w:r>
     </w:p>
     <w:sectPr>

--- a/data/tnx_correlation_bottom_line.docx
+++ b/data/tnx_correlation_bottom_line.docx
@@ -4,7 +4,7 @@
   <w:body>
     <w:p>
       <w:r>
-        <w:t>Rates correlations: Over the last 30 trading days, rate sensitivity is broadly negative across major equities, with the Russell 2000 and Utilities showing the clearest pressure from rising yields and Financials also leaning meaningfully inverse to rates. The S&amp;P 500 shows a moderate negative linkage to yields, while the Nasdaq 100 stands out with relatively contained rate sensitivity, suggesting its recent moves have been less tied to daily shifts in the 10-year yield. Over 15 days, correlations are more mixed and even flip positive for the Nasdaq, but the 90-day readings largely confirm a sustained, though varying, negative relationship between most risk assets and yields.</w:t>
+        <w:t>Rates correlations: Over the last 30 trading days, equity index returns have mostly moved opposite to 10-year yields, with rate sensitivity most pronounced in small caps (RUT) and utilities (XLU), and more muted in the Nasdaq 100 (NDX). The negative correlations in RUT and XLU suggest that higher yields have recently tended to pressure rate-sensitive and defensively oriented stocks more than the broader S&amp;P 500. The 15D and 90D windows largely echo this pattern, indicating that the recent relationship between rising rates and underperformance in these pockets has been fairly consistent rather than a short-lived blip.</w:t>
       </w:r>
     </w:p>
     <w:sectPr>

--- a/data/tnx_correlation_bottom_line.docx
+++ b/data/tnx_correlation_bottom_line.docx
@@ -4,7 +4,7 @@
   <w:body>
     <w:p>
       <w:r>
-        <w:t>Rates correlations: Over the last 30 trading days, equity index returns have mostly moved opposite to 10-year yields, with rate sensitivity most pronounced in small caps (RUT) and utilities (XLU), and more muted in the Nasdaq 100 (NDX). The negative correlations in RUT and XLU suggest that higher yields have recently tended to pressure rate-sensitive and defensively oriented stocks more than the broader S&amp;P 500. The 15D and 90D windows largely echo this pattern, indicating that the recent relationship between rising rates and underperformance in these pockets has been fairly consistent rather than a short-lived blip.</w:t>
+        <w:t>Rates correlations: Over the last 30 trading days, equity and sector returns have been modestly to moderately negatively linked to moves in the 10Y yield, with Utilities and small caps showing the most pronounced rate sensitivity among the major equity groups. The Russell 2000 and Utilities both display relatively stronger negative correlations to yields than the S&amp;P 500 or Financials, suggesting rate moves have been more consequential for smaller and rate‑sensitive sectors. The Nasdaq 100’s comparatively low 30-day correlation indicates that its day-to-day performance has been less tightly tied to rate changes, and the 15D and 90D readings broadly reinforce this pattern.</w:t>
       </w:r>
     </w:p>
     <w:sectPr>

--- a/data/tnx_correlation_bottom_line.docx
+++ b/data/tnx_correlation_bottom_line.docx
@@ -4,7 +4,7 @@
   <w:body>
     <w:p>
       <w:r>
-        <w:t>Rates correlations: Over the last 30 trading days, equity and sector returns have been modestly to moderately negatively linked to moves in the 10Y yield, with Utilities and small caps showing the most pronounced rate sensitivity among the major equity groups. The Russell 2000 and Utilities both display relatively stronger negative correlations to yields than the S&amp;P 500 or Financials, suggesting rate moves have been more consequential for smaller and rate‑sensitive sectors. The Nasdaq 100’s comparatively low 30-day correlation indicates that its day-to-day performance has been less tightly tied to rate changes, and the 15D and 90D readings broadly reinforce this pattern.</w:t>
+        <w:t>Rates correlations: Over the last 30 trading days, rate sensitivity is modestly positive for the S&amp;P 500 and especially the Nasdaq 100, with tech showing the clearest tendency to move in the same direction as yields. Financials stand out with a concentrated negative linkage to rates, while small caps and Utilities are only weakly tied to yield moves, suggesting a more muted direct impact from daily rate fluctuations there.</w:t>
       </w:r>
     </w:p>
     <w:sectPr>

--- a/data/tnx_correlation_bottom_line.docx
+++ b/data/tnx_correlation_bottom_line.docx
@@ -4,7 +4,7 @@
   <w:body>
     <w:p>
       <w:r>
-        <w:t>Rates correlations: Over the last 30 trading days, rate sensitivity is modestly positive for the S&amp;P 500 and especially the Nasdaq 100, with tech showing the clearest tendency to move in the same direction as yields. Financials stand out with a concentrated negative linkage to rates, while small caps and Utilities are only weakly tied to yield moves, suggesting a more muted direct impact from daily rate fluctuations there.</w:t>
+        <w:t>Rates correlations: Over the last 30 trading days, moves in the 10-year yield have lined up most clearly with the Nasdaq 100, which has shown a moderate positive linkage, while the S&amp;P 500 has been only mildly rate-sensitive and the Russell 2000 and Utilities have stayed relatively insulated. Financials stand out with a pronounced negative correlation to yields, indicating that bank and financial stocks have been moving in the opposite direction of rate shifts. This leaves rate sensitivity relatively concentrated in large-cap growth on the upside and Financials on the downside, with small caps and defensives playing a lesser role in the rates tape.</w:t>
       </w:r>
     </w:p>
     <w:sectPr>

--- a/data/tnx_correlation_bottom_line.docx
+++ b/data/tnx_correlation_bottom_line.docx
@@ -4,7 +4,7 @@
   <w:body>
     <w:p>
       <w:r>
-        <w:t>Rates correlations: Over the last 30 trading days, moves in the 10-year yield have lined up most clearly with the Nasdaq 100, which has shown a moderate positive linkage, while the S&amp;P 500 has been only mildly rate-sensitive and the Russell 2000 and Utilities have stayed relatively insulated. Financials stand out with a pronounced negative correlation to yields, indicating that bank and financial stocks have been moving in the opposite direction of rate shifts. This leaves rate sensitivity relatively concentrated in large-cap growth on the upside and Financials on the downside, with small caps and defensives playing a lesser role in the rates tape.</w:t>
+        <w:t>Rates correlations: Over the last 30 trading days, equity and sector returns have mostly moved opposite to 10Y yields, with Utilities and small caps showing the strongest equity-side sensitivity to rates while the Nasdaq 100 stands out for its relatively contained linkage. The S&amp;P 500 and Financials are moderately negatively tied to yields, suggesting broad equities and banks have been leaning risk-off when rates tick higher. Compared with the steadier 90D patterns, the recent 15D flip in the Nasdaq 100 toward a positive correlation highlights how large-cap growth’s day-to-day relationship with yields has been more volatile than the rest of the equity complex.</w:t>
       </w:r>
     </w:p>
     <w:sectPr>

--- a/data/tnx_correlation_bottom_line.docx
+++ b/data/tnx_correlation_bottom_line.docx
@@ -4,7 +4,7 @@
   <w:body>
     <w:p>
       <w:r>
-        <w:t>Rates correlations: Over the last 30 trading days, equity and sector returns have mostly moved opposite to 10Y yields, with Utilities and small caps showing the strongest equity-side sensitivity to rates while the Nasdaq 100 stands out for its relatively contained linkage. The S&amp;P 500 and Financials are moderately negatively tied to yields, suggesting broad equities and banks have been leaning risk-off when rates tick higher. Compared with the steadier 90D patterns, the recent 15D flip in the Nasdaq 100 toward a positive correlation highlights how large-cap growth’s day-to-day relationship with yields has been more volatile than the rest of the equity complex.</w:t>
+        <w:t>Rates correlations: Over the last 30 trading days, equity index returns have generally moved opposite to 10-year yields, with the relationship most pronounced in small caps (RUT) and rate‑sensitive defensives like Utilities (XLU), indicating these areas are more pressured when yields rise. Financials (XLF) are also modestly negatively linked to yields, suggesting recent trading has not treated them as clear beneficiaries of higher rates. The Nasdaq 100 (NDX) shows relatively contained rate sensitivity over this window, while the S&amp;P 500 (SPX) sits in between, reflecting a mixed but still noticeably negative pull from rates on broad U. S.</w:t>
       </w:r>
     </w:p>
     <w:sectPr>

--- a/data/tnx_correlation_bottom_line.docx
+++ b/data/tnx_correlation_bottom_line.docx
@@ -4,7 +4,7 @@
   <w:body>
     <w:p>
       <w:r>
-        <w:t>Rates correlations: Over the last 30 trading days, equity index returns have generally moved opposite to 10-year yields, with the relationship most pronounced in small caps (RUT) and rate‑sensitive defensives like Utilities (XLU), indicating these areas are more pressured when yields rise. Financials (XLF) are also modestly negatively linked to yields, suggesting recent trading has not treated them as clear beneficiaries of higher rates. The Nasdaq 100 (NDX) shows relatively contained rate sensitivity over this window, while the S&amp;P 500 (SPX) sits in between, reflecting a mixed but still noticeably negative pull from rates on broad U. S.</w:t>
+        <w:t>Rates correlations: Over the last 30 trading days, the S&amp;P 500 has shown very little net linkage to moves in the 10-year yield, while the Nasdaq 100 has been modestly positively aligned with rising rates. Rate sensitivity is more pronounced and negative in the Russell 2000, with small caps tending to struggle as yields move higher in both the 30D and 90D windows. Among sectors, Utilities show the clearest and most consistently negative correlation to yields, indicating that rate sensitivity is concentrated there relative to the broader equity complex.</w:t>
       </w:r>
     </w:p>
     <w:sectPr>

--- a/data/tnx_correlation_bottom_line.docx
+++ b/data/tnx_correlation_bottom_line.docx
@@ -4,7 +4,7 @@
   <w:body>
     <w:p>
       <w:r>
-        <w:t>Rates correlations: Over the last 30 trading days, the S&amp;P 500 has shown very little net linkage to moves in the 10-year yield, while the Nasdaq 100 has been modestly positively aligned with rising rates. Rate sensitivity is more pronounced and negative in the Russell 2000, with small caps tending to struggle as yields move higher in both the 30D and 90D windows. Among sectors, Utilities show the clearest and most consistently negative correlation to yields, indicating that rate sensitivity is concentrated there relative to the broader equity complex.</w:t>
+        <w:t>Rates correlations: Over the last 30 trading days, rate sensitivity is concentrated in classic defensives, with Utilities showing a strong negative linkage to yields and Financials also trading clearly inverse to moves in TNX. The Russell 2000 is moderately negatively correlated, suggesting smaller caps have been leaning against rising yields, while the Nasdaq 100 shows a mild positive association, indicating growth names have recently been more comfortable with higher rates. The S&amp;P 500 sits near zero correlation over this window, implying headline equities have, on net, been relatively insulated from day-to-day rate swings despite more pronounced moves in key subsectors.</w:t>
       </w:r>
     </w:p>
     <w:sectPr>

--- a/data/tnx_correlation_bottom_line.docx
+++ b/data/tnx_correlation_bottom_line.docx
@@ -4,7 +4,7 @@
   <w:body>
     <w:p>
       <w:r>
-        <w:t>Rates correlations: Over the last 30 trading days, rate sensitivity is concentrated in classic defensives, with Utilities showing a strong negative linkage to yields and Financials also trading clearly inverse to moves in TNX. The Russell 2000 is moderately negatively correlated, suggesting smaller caps have been leaning against rising yields, while the Nasdaq 100 shows a mild positive association, indicating growth names have recently been more comfortable with higher rates. The S&amp;P 500 sits near zero correlation over this window, implying headline equities have, on net, been relatively insulated from day-to-day rate swings despite more pronounced moves in key subsectors.</w:t>
+        <w:t>Rates correlations: Over the last 30 trading days, the S&amp;P 500 has shown very limited linkage to moves in 10-year yields, while the Nasdaq has been modestly positively aligned with rising rates. Rate sensitivity is more pronounced in small caps and especially in Utilities, where the negative correlation suggests they have tended to struggle when yields move higher. Compared with the 15D and 90D windows, that downside rate sensitivity in Utilities and Russell 2000 looks persistent rather than a short-term quirk, whereas broad equities remain only loosely tied to yields overall.</w:t>
       </w:r>
     </w:p>
     <w:sectPr>

--- a/data/tnx_correlation_bottom_line.docx
+++ b/data/tnx_correlation_bottom_line.docx
@@ -4,7 +4,7 @@
   <w:body>
     <w:p>
       <w:r>
-        <w:t>Rates correlations: Over the last 30 trading days, the S&amp;P 500 has shown very limited linkage to moves in 10-year yields, while the Nasdaq has been modestly positively aligned with rising rates. Rate sensitivity is more pronounced in small caps and especially in Utilities, where the negative correlation suggests they have tended to struggle when yields move higher. Compared with the 15D and 90D windows, that downside rate sensitivity in Utilities and Russell 2000 looks persistent rather than a short-term quirk, whereas broad equities remain only loosely tied to yields overall.</w:t>
+        <w:t>Rates correlations: Over the last 30 trading days, Utilities and Financials show the clearest equity-rate linkage, with both moving consistently opposite to TNX and suggesting concentrated rate sensitivity in these defensive and rate-exposed sectors. The Russell 2000 also trades inversely to yields, reinforcing the idea that smaller caps have been leaning more toward rate pressure than the broad S&amp;P 500. By contrast, the S&amp;P 500’s near-zero 30D correlation points to relatively muted aggregate sensitivity, while the Nasdaq 100’s mildly positive reading hints that recent tech performance has not been tightly constrained by rate moves.</w:t>
       </w:r>
     </w:p>
     <w:sectPr>

--- a/data/tnx_correlation_bottom_line.docx
+++ b/data/tnx_correlation_bottom_line.docx
@@ -4,7 +4,7 @@
   <w:body>
     <w:p>
       <w:r>
-        <w:t>Rates correlations: Over the last 30 trading days, Utilities and Financials show the clearest equity-rate linkage, with both moving consistently opposite to TNX and suggesting concentrated rate sensitivity in these defensive and rate-exposed sectors. The Russell 2000 also trades inversely to yields, reinforcing the idea that smaller caps have been leaning more toward rate pressure than the broad S&amp;P 500. By contrast, the S&amp;P 500’s near-zero 30D correlation points to relatively muted aggregate sensitivity, while the Nasdaq 100’s mildly positive reading hints that recent tech performance has not been tightly constrained by rate moves.</w:t>
+        <w:t>Rates correlations: Over the last 30 trading days, the S&amp;P 500 has been only loosely tied to moves in the 10-year yield, while the Nasdaq 100 shows a modest positive link, suggesting growth and large-cap tech have not been uniformly pressured by rising yields. In contrast, rate sensitivity is more clearly felt in smaller caps and defensives: the Russell 2000 is more negatively correlated, and Utilities in particular show consistently strong inverse sensitivity, with that influence concentrated there among the equity sectors shown. Financials have recently traded with a notable negative correlation to yields as well, implying that rate moves have not been a straightforward tailwind for the sector despite its traditional exposure. Over the 15D and 90D windows, these patterns broadly persist, with Utilities and small caps maintaining the most persistent negative linkage among the major equity groups.</w:t>
       </w:r>
     </w:p>
     <w:sectPr>

--- a/data/tnx_correlation_bottom_line.docx
+++ b/data/tnx_correlation_bottom_line.docx
@@ -4,7 +4,7 @@
   <w:body>
     <w:p>
       <w:r>
-        <w:t>Rates correlations: Over the last 30 trading days, the S&amp;P 500 has been only loosely tied to moves in the 10-year yield, while the Nasdaq 100 shows a modest positive link, suggesting growth and large-cap tech have not been uniformly pressured by rising yields. In contrast, rate sensitivity is more clearly felt in smaller caps and defensives: the Russell 2000 is more negatively correlated, and Utilities in particular show consistently strong inverse sensitivity, with that influence concentrated there among the equity sectors shown. Financials have recently traded with a notable negative correlation to yields as well, implying that rate moves have not been a straightforward tailwind for the sector despite its traditional exposure. Over the 15D and 90D windows, these patterns broadly persist, with Utilities and small caps maintaining the most persistent negative linkage among the major equity groups.</w:t>
+        <w:t>Rates correlations: Over the last 30 trading days, rate sensitivity is concentrated in defensive and rate‑exposed sectors, with Utilities and Financials both showing clearly negative links to rising yields, and the Russell 2000 also leaning meaningfully inverse to rates. The S&amp;P 500 as a whole shows very little net linkage to yields over this window, masking sharper pockets of rate sensitivity beneath the surface. The Nasdaq 100 has been modestly positively tied to yields recently, marking a notable shift from its slightly negative 90‑day relationship.</w:t>
       </w:r>
     </w:p>
     <w:sectPr>

--- a/data/tnx_correlation_bottom_line.docx
+++ b/data/tnx_correlation_bottom_line.docx
@@ -4,7 +4,7 @@
   <w:body>
     <w:p>
       <w:r>
-        <w:t>Rates correlations: Over the last 30 trading days, rate sensitivity is concentrated in defensive and rate‑exposed sectors, with Utilities and Financials both showing clearly negative links to rising yields, and the Russell 2000 also leaning meaningfully inverse to rates. The S&amp;P 500 as a whole shows very little net linkage to yields over this window, masking sharper pockets of rate sensitivity beneath the surface. The Nasdaq 100 has been modestly positively tied to yields recently, marking a notable shift from its slightly negative 90‑day relationship.</w:t>
+        <w:t>Rates correlations: Over the last 30 trading days, the S&amp;P 500 has shown very little systematic linkage to moves in the 10-year yield, while the Nasdaq has been modestly more tied to rising yields, suggesting a mild positive rate sensitivity in large-cap growth and tech. In contrast, the Russell 2000, Financials, and Utilities all show clearer negative correlations, implying these areas have been more consistently pressured when yields rise and supported when yields fall. That influence is concentrated in traditionally rate‑sensitive sectors like Utilities and Financials, which currently exhibit the strongest equity-side reactions to rate moves.</w:t>
       </w:r>
     </w:p>
     <w:sectPr>

--- a/data/tnx_correlation_bottom_line.docx
+++ b/data/tnx_correlation_bottom_line.docx
@@ -4,7 +4,7 @@
   <w:body>
     <w:p>
       <w:r>
-        <w:t>Rates correlations: Over the last 30 trading days, the S&amp;P 500 has shown very little systematic linkage to moves in the 10-year yield, while the Nasdaq has been modestly more tied to rising yields, suggesting a mild positive rate sensitivity in large-cap growth and tech. In contrast, the Russell 2000, Financials, and Utilities all show clearer negative correlations, implying these areas have been more consistently pressured when yields rise and supported when yields fall. That influence is concentrated in traditionally rate‑sensitive sectors like Utilities and Financials, which currently exhibit the strongest equity-side reactions to rate moves.</w:t>
+        <w:t>Rates correlations: Over the last 30 trading days, rate sensitivity is concentrated in classic defensives, with Utilities showing the strongest equity linkage to yields and moving inversely as yields rise. Financials are also negatively tied to yields over this window, suggesting bank and financial stocks have not been behaving like typical rate beneficiaries recently. The S&amp;P 500 overall shows very limited connection to daily rate moves, while the Nasdaq 100 and Russell 2000 display moderate but opposing rate patterns, underscoring that index-level sensitivity depends heavily on sector and size mix.</w:t>
       </w:r>
     </w:p>
     <w:sectPr>

--- a/data/tnx_correlation_bottom_line.docx
+++ b/data/tnx_correlation_bottom_line.docx
@@ -4,7 +4,7 @@
   <w:body>
     <w:p>
       <w:r>
-        <w:t>Rates correlations: Over the last 30 trading days, rate sensitivity is concentrated in classic defensives, with Utilities showing the strongest equity linkage to yields and moving inversely as yields rise. Financials are also negatively tied to yields over this window, suggesting bank and financial stocks have not been behaving like typical rate beneficiaries recently. The S&amp;P 500 overall shows very limited connection to daily rate moves, while the Nasdaq 100 and Russell 2000 display moderate but opposing rate patterns, underscoring that index-level sensitivity depends heavily on sector and size mix.</w:t>
+        <w:t>Rates correlations: Over the last 30 trading days, Utilities and Financials show the clearest negative sensitivity to rising yields, while the S&amp;P 500’s near-zero reading suggests broad equities have been relatively insulated. The Nasdaq 100 has leaned moderately positive to yields, but with less consistency than classic rate‑sensitive sectors. Small caps (Russell 2000) remain negatively tied to yields, and that pattern has been more stable over the 90-day window than the large-cap benchmarks.</w:t>
       </w:r>
     </w:p>
     <w:sectPr>

--- a/data/tnx_correlation_bottom_line.docx
+++ b/data/tnx_correlation_bottom_line.docx
@@ -4,7 +4,7 @@
   <w:body>
     <w:p>
       <w:r>
-        <w:t>Rates correlations: Over the last 30 trading days, Utilities and Financials show the clearest negative sensitivity to rising yields, while the S&amp;P 500’s near-zero reading suggests broad equities have been relatively insulated. The Nasdaq 100 has leaned moderately positive to yields, but with less consistency than classic rate‑sensitive sectors. Small caps (Russell 2000) remain negatively tied to yields, and that pattern has been more stable over the 90-day window than the large-cap benchmarks.</w:t>
+        <w:t>Rates correlations: Over the last 30 trading days, rate sensitivity is concentrated in defensives, with Utilities showing a strong negative linkage to TNX, while Financials also move notably opposite to yields despite their usual pro-rate reputation. The S&amp;P 500’s correlation to yields is mild and has faded versus the last 15 days, suggesting index-level rate sensitivity is relatively contained. The Nasdaq 100 shows a moderate positive correlation to yields, in contrast to the more steadily negative relationship seen in the small-cap Russell 2000.</w:t>
       </w:r>
     </w:p>
     <w:sectPr>
